--- a/arquivos/kit-parte-1-exemplo-1/antes-e-depois.docx
+++ b/arquivos/kit-parte-1-exemplo-1/antes-e-depois.docx
@@ -24,7 +24,7 @@
         <w:rPr>
           <w:rFonts w:ascii="Consolas" w:cs="Consolas" w:eastAsia="Consolas" w:hAnsi="Consolas"/>
         </w:rPr>
-        <w:t xml:space="preserve">execucao-convenio-exemplo.xlsx</w:t>
+        <w:t xml:space="preserve">execucao-convenio-2025.xlsx</w:t>
       </w:r>
       <w:r>
         <w:t xml:space="preserve"> anexado:</w:t>
